--- a/Mẫu Báo Giá.docx
+++ b/Mẫu Báo Giá.docx
@@ -94,9 +94,9 @@
         <w:rPr/>
       </w:pPr>
       <w:r>
-        <w:t>HỆ THỐNG ĐIỆN MẶT TRỜI HYBRID CAO CẤP {{ capacity_kwp }} - LƯU TRỮ {{ storage_info }}</w:t>
+        <w:t>HỆ THỐNG ĐIỆN MẶT TRỜI HYBRID CAO CẤP {{ capacity_kwp }} kWp - LƯU TRỮ 48 kWh</w:t>
         <w:br/>
-        <w:t>(Giải pháp tối ưu chuyên biệt cho diện tích mái nhà {{ area }} m²)</w:t>
+        <w:t>(Giải pháp tối ưu chuyên biệt cho diện tích mái nhà {{ area }})</w:t>
       </w:r>
     </w:p>
     <w:p>
@@ -122,7 +122,7 @@
         <w:ind w:left="720" w:hanging="360"/>
       </w:pPr>
       <w:r>
-        <w:t>Diện tích khả dụng: {{ area }} m², đảm bảo không gian lắp đặt thông thoáng.</w:t>
+        <w:t>Diện tích khả dụng: {{ area }}, đảm bảo không gian lắp đặt thông thoáng.</w:t>
       </w:r>
     </w:p>
     <w:p>
@@ -157,7 +157,7 @@
         <w:ind w:left="720" w:hanging="360"/>
       </w:pPr>
       <w:r>
-        <w:t>Cấu hình hệ thống: Khai thác tối đa diện tích với gói {{ package_name }} ({{ capacity_kwp }}), sử dụng {{ panels_info }} công nghệ mới.</w:t>
+        <w:t>Cấu hình hệ thống: Khai thác tối đa diện tích với gói SOLAR F10 ({{ capacity_kwp }} kWp), sử dụng 38 tấm pin AE Solar 580W công nghệ mới.</w:t>
       </w:r>
     </w:p>
     <w:p>
@@ -188,8 +188,13 @@
         <w:pStyle w:val="Heading1"/>
         <w:rPr/>
       </w:pPr>
-      <w:r>
-        <w:t>2. Dự Toán Vật Tư Thiết Bị (Gói {{ package_name }})</w:t>
+      <w:bookmarkStart w:colFirst="0" w:colLast="0" w:name="_l8c8eigeud4q" w:id="3"/>
+      <w:bookmarkEnd w:id="3"/>
+      <w:r>
+        <w:rPr>
+          <w:rtl w:val="0"/>
+        </w:rPr>
+        <w:t xml:space="preserve">2. Dự Toán Vật Tư Thiết Bị (Gói SOLAR F10)</w:t>
       </w:r>
     </w:p>
     <w:p>
@@ -283,25 +288,8 @@
             <w:shd w:fill="002d62" w:val="clear"/>
           </w:tcPr>
           <w:p>
-            <w:pPr>
-              <w:jc w:val="center"/>
-              <w:rPr/>
-            </w:pPr>
-            <w:r>
-              <w:rPr>
-                <w:b w:val="1"/>
-                <w:bCs w:val="1"/>
-                <w:color w:val="ffffff"/>
-                <w:sz w:val="19"/>
-                <w:szCs w:val="19"/>
-                <w:rtl w:val="0"/>
-              </w:rPr>
-              <w:t xml:space="preserve">Vật Tư - Thiết Bị Hệ Thống F10</w:t>
-            </w:r>
-            <w:r>
-              <w:rPr>
-                <w:rtl w:val="0"/>
-              </w:rPr>
+            <w:r>
+              <w:t>Vật Tư - Thiết Bị Hệ Thống Gói {{ package_name }}</w:t>
             </w:r>
           </w:p>
         </w:tc>
@@ -422,50 +410,104 @@
         <w:tc>
           <w:tcPr/>
           <w:p>
-            <w:r>
-              <w:t>{% tr for item in items %}</w:t>
-              <w:br/>
-              <w:t>{{ item.stt }}</w:t>
-            </w:r>
-          </w:p>
-        </w:tc>
-        <w:tc>
-          <w:tcPr/>
-          <w:p>
-            <w:r>
-              <w:t>{{ item.name }}</w:t>
-            </w:r>
-          </w:p>
-        </w:tc>
-        <w:tc>
-          <w:tcPr/>
-          <w:p>
-            <w:r>
-              <w:t>{{ item.unit }}</w:t>
-            </w:r>
-          </w:p>
-        </w:tc>
-        <w:tc>
-          <w:tcPr/>
-          <w:p>
-            <w:r>
-              <w:t>{{ item.quantity }}</w:t>
-            </w:r>
-          </w:p>
-        </w:tc>
-        <w:tc>
-          <w:tcPr/>
-          <w:p>
-            <w:r>
-              <w:t>{{ item.price }}</w:t>
-            </w:r>
-          </w:p>
-        </w:tc>
-        <w:tc>
-          <w:tcPr/>
-          <w:p>
-            <w:r>
-              <w:t>{{ item.total }}{% endtr %}</w:t>
+            <w:pPr>
+              <w:jc w:val="center"/>
+              <w:rPr/>
+            </w:pPr>
+            <w:r>
+              <w:rPr>
+                <w:sz w:val="18"/>
+                <w:szCs w:val="18"/>
+                <w:rtl w:val="0"/>
+              </w:rPr>
+              <w:t xml:space="preserve">1</w:t>
+            </w:r>
+            <w:r>
+              <w:rPr>
+                <w:rtl w:val="0"/>
+              </w:rPr>
+            </w:r>
+          </w:p>
+        </w:tc>
+        <w:tc>
+          <w:tcPr/>
+          <w:p>
+            <w:r>
+              <w:t>{{ item1_name }}</w:t>
+            </w:r>
+          </w:p>
+        </w:tc>
+        <w:tc>
+          <w:tcPr/>
+          <w:p>
+            <w:pPr>
+              <w:jc w:val="center"/>
+              <w:rPr/>
+            </w:pPr>
+            <w:r>
+              <w:rPr>
+                <w:sz w:val="18"/>
+                <w:szCs w:val="18"/>
+                <w:rtl w:val="0"/>
+              </w:rPr>
+              <w:t xml:space="preserve">Tấm</w:t>
+            </w:r>
+            <w:r>
+              <w:rPr>
+                <w:rtl w:val="0"/>
+              </w:rPr>
+            </w:r>
+          </w:p>
+        </w:tc>
+        <w:tc>
+          <w:tcPr/>
+          <w:p>
+            <w:r>
+              <w:t>{{ item1_qty }}</w:t>
+            </w:r>
+          </w:p>
+        </w:tc>
+        <w:tc>
+          <w:tcPr/>
+          <w:p>
+            <w:pPr>
+              <w:jc w:val="center"/>
+              <w:rPr/>
+            </w:pPr>
+            <w:r>
+              <w:rPr>
+                <w:sz w:val="18"/>
+                <w:szCs w:val="18"/>
+                <w:rtl w:val="0"/>
+              </w:rPr>
+              <w:t xml:space="preserve">2.850.000</w:t>
+            </w:r>
+            <w:r>
+              <w:rPr>
+                <w:rtl w:val="0"/>
+              </w:rPr>
+            </w:r>
+          </w:p>
+        </w:tc>
+        <w:tc>
+          <w:tcPr/>
+          <w:p>
+            <w:pPr>
+              <w:jc w:val="center"/>
+              <w:rPr/>
+            </w:pPr>
+            <w:r>
+              <w:rPr>
+                <w:sz w:val="18"/>
+                <w:szCs w:val="18"/>
+                <w:rtl w:val="0"/>
+              </w:rPr>
+              <w:t xml:space="preserve">108.300.000</w:t>
+            </w:r>
+            <w:r>
+              <w:rPr>
+                <w:rtl w:val="0"/>
+              </w:rPr>
             </w:r>
           </w:p>
         </w:tc>
@@ -477,6 +519,814 @@
         </w:trPr>
         <w:tc>
           <w:tcPr>
+            <w:shd w:fill="f9f9f9" w:val="clear"/>
+          </w:tcPr>
+          <w:p>
+            <w:pPr>
+              <w:jc w:val="center"/>
+              <w:rPr/>
+            </w:pPr>
+            <w:r>
+              <w:rPr>
+                <w:sz w:val="18"/>
+                <w:szCs w:val="18"/>
+                <w:rtl w:val="0"/>
+              </w:rPr>
+              <w:t xml:space="preserve">2</w:t>
+            </w:r>
+            <w:r>
+              <w:rPr>
+                <w:rtl w:val="0"/>
+              </w:rPr>
+            </w:r>
+          </w:p>
+        </w:tc>
+        <w:tc>
+          <w:tcPr>
+            <w:shd w:fill="f9f9f9" w:val="clear"/>
+          </w:tcPr>
+          <w:p>
+            <w:r>
+              <w:t>{{ item2_name }}</w:t>
+            </w:r>
+          </w:p>
+        </w:tc>
+        <w:tc>
+          <w:tcPr>
+            <w:shd w:fill="f9f9f9" w:val="clear"/>
+          </w:tcPr>
+          <w:p>
+            <w:pPr>
+              <w:jc w:val="center"/>
+              <w:rPr/>
+            </w:pPr>
+            <w:r>
+              <w:rPr>
+                <w:sz w:val="18"/>
+                <w:szCs w:val="18"/>
+                <w:rtl w:val="0"/>
+              </w:rPr>
+              <w:t xml:space="preserve">Cái</w:t>
+            </w:r>
+            <w:r>
+              <w:rPr>
+                <w:rtl w:val="0"/>
+              </w:rPr>
+            </w:r>
+          </w:p>
+        </w:tc>
+        <w:tc>
+          <w:tcPr>
+            <w:shd w:fill="f9f9f9" w:val="clear"/>
+          </w:tcPr>
+          <w:p>
+            <w:r>
+              <w:t>{{ item2_qty }}</w:t>
+            </w:r>
+          </w:p>
+        </w:tc>
+        <w:tc>
+          <w:tcPr>
+            <w:shd w:fill="f9f9f9" w:val="clear"/>
+          </w:tcPr>
+          <w:p>
+            <w:pPr>
+              <w:jc w:val="center"/>
+              <w:rPr/>
+            </w:pPr>
+            <w:r>
+              <w:rPr>
+                <w:sz w:val="18"/>
+                <w:szCs w:val="18"/>
+                <w:rtl w:val="0"/>
+              </w:rPr>
+              <w:t xml:space="preserve">19.500.000</w:t>
+            </w:r>
+            <w:r>
+              <w:rPr>
+                <w:rtl w:val="0"/>
+              </w:rPr>
+            </w:r>
+          </w:p>
+        </w:tc>
+        <w:tc>
+          <w:tcPr>
+            <w:shd w:fill="f9f9f9" w:val="clear"/>
+          </w:tcPr>
+          <w:p>
+            <w:pPr>
+              <w:jc w:val="center"/>
+              <w:rPr/>
+            </w:pPr>
+            <w:r>
+              <w:rPr>
+                <w:sz w:val="18"/>
+                <w:szCs w:val="18"/>
+                <w:rtl w:val="0"/>
+              </w:rPr>
+              <w:t xml:space="preserve">58.500.000</w:t>
+            </w:r>
+            <w:r>
+              <w:rPr>
+                <w:rtl w:val="0"/>
+              </w:rPr>
+            </w:r>
+          </w:p>
+        </w:tc>
+      </w:tr>
+      <w:tr>
+        <w:trPr>
+          <w:cantSplit w:val="0"/>
+          <w:tblHeader w:val="0"/>
+        </w:trPr>
+        <w:tc>
+          <w:tcPr/>
+          <w:p>
+            <w:pPr>
+              <w:jc w:val="center"/>
+              <w:rPr/>
+            </w:pPr>
+            <w:r>
+              <w:rPr>
+                <w:sz w:val="18"/>
+                <w:szCs w:val="18"/>
+                <w:rtl w:val="0"/>
+              </w:rPr>
+              <w:t xml:space="preserve">3</w:t>
+            </w:r>
+            <w:r>
+              <w:rPr>
+                <w:rtl w:val="0"/>
+              </w:rPr>
+            </w:r>
+          </w:p>
+        </w:tc>
+        <w:tc>
+          <w:tcPr/>
+          <w:p>
+            <w:r>
+              <w:t>{{ item3_name }}</w:t>
+            </w:r>
+          </w:p>
+        </w:tc>
+        <w:tc>
+          <w:tcPr/>
+          <w:p>
+            <w:pPr>
+              <w:jc w:val="center"/>
+              <w:rPr/>
+            </w:pPr>
+            <w:r>
+              <w:rPr>
+                <w:sz w:val="18"/>
+                <w:szCs w:val="18"/>
+                <w:rtl w:val="0"/>
+              </w:rPr>
+              <w:t xml:space="preserve">Cái</w:t>
+            </w:r>
+            <w:r>
+              <w:rPr>
+                <w:rtl w:val="0"/>
+              </w:rPr>
+            </w:r>
+          </w:p>
+        </w:tc>
+        <w:tc>
+          <w:tcPr/>
+          <w:p>
+            <w:r>
+              <w:t>{{ item3_qty }}</w:t>
+            </w:r>
+          </w:p>
+        </w:tc>
+        <w:tc>
+          <w:tcPr/>
+          <w:p>
+            <w:pPr>
+              <w:jc w:val="center"/>
+              <w:rPr/>
+            </w:pPr>
+            <w:r>
+              <w:rPr>
+                <w:sz w:val="18"/>
+                <w:szCs w:val="18"/>
+                <w:rtl w:val="0"/>
+              </w:rPr>
+              <w:t xml:space="preserve">41.500.000</w:t>
+            </w:r>
+            <w:r>
+              <w:rPr>
+                <w:rtl w:val="0"/>
+              </w:rPr>
+            </w:r>
+          </w:p>
+        </w:tc>
+        <w:tc>
+          <w:tcPr/>
+          <w:p>
+            <w:pPr>
+              <w:jc w:val="center"/>
+              <w:rPr/>
+            </w:pPr>
+            <w:r>
+              <w:rPr>
+                <w:sz w:val="18"/>
+                <w:szCs w:val="18"/>
+                <w:rtl w:val="0"/>
+              </w:rPr>
+              <w:t xml:space="preserve">124.500.000</w:t>
+            </w:r>
+            <w:r>
+              <w:rPr>
+                <w:rtl w:val="0"/>
+              </w:rPr>
+            </w:r>
+          </w:p>
+        </w:tc>
+      </w:tr>
+      <w:tr>
+        <w:trPr>
+          <w:cantSplit w:val="0"/>
+          <w:tblHeader w:val="0"/>
+        </w:trPr>
+        <w:tc>
+          <w:tcPr>
+            <w:shd w:fill="f9f9f9" w:val="clear"/>
+          </w:tcPr>
+          <w:p>
+            <w:pPr>
+              <w:jc w:val="center"/>
+              <w:rPr/>
+            </w:pPr>
+            <w:r>
+              <w:rPr>
+                <w:sz w:val="18"/>
+                <w:szCs w:val="18"/>
+                <w:rtl w:val="0"/>
+              </w:rPr>
+              <w:t xml:space="preserve">4</w:t>
+            </w:r>
+            <w:r>
+              <w:rPr>
+                <w:rtl w:val="0"/>
+              </w:rPr>
+            </w:r>
+          </w:p>
+        </w:tc>
+        <w:tc>
+          <w:tcPr>
+            <w:shd w:fill="f9f9f9" w:val="clear"/>
+          </w:tcPr>
+          <w:p>
+            <w:pPr>
+              <w:jc w:val="both"/>
+              <w:rPr/>
+            </w:pPr>
+            <w:r>
+              <w:rPr>
+                <w:sz w:val="18"/>
+                <w:szCs w:val="18"/>
+                <w:rtl w:val="0"/>
+              </w:rPr>
+              <w:t xml:space="preserve">Tủ điện Hybrid chuyên dụng (AC/DC, chống sét)</w:t>
+            </w:r>
+            <w:r>
+              <w:rPr>
+                <w:rtl w:val="0"/>
+              </w:rPr>
+            </w:r>
+          </w:p>
+        </w:tc>
+        <w:tc>
+          <w:tcPr>
+            <w:shd w:fill="f9f9f9" w:val="clear"/>
+          </w:tcPr>
+          <w:p>
+            <w:pPr>
+              <w:jc w:val="center"/>
+              <w:rPr/>
+            </w:pPr>
+            <w:r>
+              <w:rPr>
+                <w:sz w:val="18"/>
+                <w:szCs w:val="18"/>
+                <w:rtl w:val="0"/>
+              </w:rPr>
+              <w:t xml:space="preserve">Bộ</w:t>
+            </w:r>
+            <w:r>
+              <w:rPr>
+                <w:rtl w:val="0"/>
+              </w:rPr>
+            </w:r>
+          </w:p>
+        </w:tc>
+        <w:tc>
+          <w:tcPr>
+            <w:shd w:fill="f9f9f9" w:val="clear"/>
+          </w:tcPr>
+          <w:p>
+            <w:pPr>
+              <w:jc w:val="center"/>
+              <w:rPr/>
+            </w:pPr>
+            <w:r>
+              <w:rPr>
+                <w:sz w:val="18"/>
+                <w:szCs w:val="18"/>
+                <w:rtl w:val="0"/>
+              </w:rPr>
+              <w:t xml:space="preserve">1</w:t>
+            </w:r>
+            <w:r>
+              <w:rPr>
+                <w:rtl w:val="0"/>
+              </w:rPr>
+            </w:r>
+          </w:p>
+        </w:tc>
+        <w:tc>
+          <w:tcPr>
+            <w:shd w:fill="f9f9f9" w:val="clear"/>
+          </w:tcPr>
+          <w:p>
+            <w:pPr>
+              <w:jc w:val="center"/>
+              <w:rPr/>
+            </w:pPr>
+            <w:r>
+              <w:rPr>
+                <w:sz w:val="18"/>
+                <w:szCs w:val="18"/>
+                <w:rtl w:val="0"/>
+              </w:rPr>
+              <w:t xml:space="preserve">10.000.000</w:t>
+            </w:r>
+            <w:r>
+              <w:rPr>
+                <w:rtl w:val="0"/>
+              </w:rPr>
+            </w:r>
+          </w:p>
+        </w:tc>
+        <w:tc>
+          <w:tcPr>
+            <w:shd w:fill="f9f9f9" w:val="clear"/>
+          </w:tcPr>
+          <w:p>
+            <w:pPr>
+              <w:jc w:val="center"/>
+              <w:rPr/>
+            </w:pPr>
+            <w:r>
+              <w:rPr>
+                <w:sz w:val="18"/>
+                <w:szCs w:val="18"/>
+                <w:rtl w:val="0"/>
+              </w:rPr>
+              <w:t xml:space="preserve">10.000.000</w:t>
+            </w:r>
+            <w:r>
+              <w:rPr>
+                <w:rtl w:val="0"/>
+              </w:rPr>
+            </w:r>
+          </w:p>
+        </w:tc>
+      </w:tr>
+      <w:tr>
+        <w:trPr>
+          <w:cantSplit w:val="0"/>
+          <w:tblHeader w:val="0"/>
+        </w:trPr>
+        <w:tc>
+          <w:tcPr/>
+          <w:p>
+            <w:pPr>
+              <w:jc w:val="center"/>
+              <w:rPr/>
+            </w:pPr>
+            <w:r>
+              <w:rPr>
+                <w:sz w:val="18"/>
+                <w:szCs w:val="18"/>
+                <w:rtl w:val="0"/>
+              </w:rPr>
+              <w:t xml:space="preserve">5</w:t>
+            </w:r>
+            <w:r>
+              <w:rPr>
+                <w:rtl w:val="0"/>
+              </w:rPr>
+            </w:r>
+          </w:p>
+        </w:tc>
+        <w:tc>
+          <w:tcPr/>
+          <w:p>
+            <w:pPr>
+              <w:jc w:val="both"/>
+              <w:rPr/>
+            </w:pPr>
+            <w:r>
+              <w:rPr>
+                <w:sz w:val="18"/>
+                <w:szCs w:val="18"/>
+                <w:rtl w:val="0"/>
+              </w:rPr>
+              <w:t xml:space="preserve">Hệ khung ray nhôm anode định hình &amp; pát chữ Z</w:t>
+            </w:r>
+            <w:r>
+              <w:rPr>
+                <w:rtl w:val="0"/>
+              </w:rPr>
+            </w:r>
+          </w:p>
+        </w:tc>
+        <w:tc>
+          <w:tcPr/>
+          <w:p>
+            <w:pPr>
+              <w:jc w:val="center"/>
+              <w:rPr/>
+            </w:pPr>
+            <w:r>
+              <w:rPr>
+                <w:sz w:val="18"/>
+                <w:szCs w:val="18"/>
+                <w:rtl w:val="0"/>
+              </w:rPr>
+              <w:t xml:space="preserve">Bộ</w:t>
+            </w:r>
+            <w:r>
+              <w:rPr>
+                <w:rtl w:val="0"/>
+              </w:rPr>
+            </w:r>
+          </w:p>
+        </w:tc>
+        <w:tc>
+          <w:tcPr/>
+          <w:p>
+            <w:pPr>
+              <w:jc w:val="center"/>
+              <w:rPr/>
+            </w:pPr>
+            <w:r>
+              <w:rPr>
+                <w:sz w:val="18"/>
+                <w:szCs w:val="18"/>
+                <w:rtl w:val="0"/>
+              </w:rPr>
+              <w:t xml:space="preserve">1</w:t>
+            </w:r>
+            <w:r>
+              <w:rPr>
+                <w:rtl w:val="0"/>
+              </w:rPr>
+            </w:r>
+          </w:p>
+        </w:tc>
+        <w:tc>
+          <w:tcPr/>
+          <w:p>
+            <w:pPr>
+              <w:jc w:val="center"/>
+              <w:rPr/>
+            </w:pPr>
+            <w:r>
+              <w:rPr>
+                <w:sz w:val="18"/>
+                <w:szCs w:val="18"/>
+                <w:rtl w:val="0"/>
+              </w:rPr>
+              <w:t xml:space="preserve">8.000.000</w:t>
+            </w:r>
+            <w:r>
+              <w:rPr>
+                <w:rtl w:val="0"/>
+              </w:rPr>
+            </w:r>
+          </w:p>
+        </w:tc>
+        <w:tc>
+          <w:tcPr/>
+          <w:p>
+            <w:pPr>
+              <w:jc w:val="center"/>
+              <w:rPr/>
+            </w:pPr>
+            <w:r>
+              <w:rPr>
+                <w:sz w:val="18"/>
+                <w:szCs w:val="18"/>
+                <w:rtl w:val="0"/>
+              </w:rPr>
+              <w:t xml:space="preserve">8.000.000</w:t>
+            </w:r>
+            <w:r>
+              <w:rPr>
+                <w:rtl w:val="0"/>
+              </w:rPr>
+            </w:r>
+          </w:p>
+        </w:tc>
+      </w:tr>
+      <w:tr>
+        <w:trPr>
+          <w:cantSplit w:val="0"/>
+          <w:tblHeader w:val="0"/>
+        </w:trPr>
+        <w:tc>
+          <w:tcPr>
+            <w:shd w:fill="f9f9f9" w:val="clear"/>
+          </w:tcPr>
+          <w:p>
+            <w:pPr>
+              <w:jc w:val="center"/>
+              <w:rPr/>
+            </w:pPr>
+            <w:r>
+              <w:rPr>
+                <w:sz w:val="18"/>
+                <w:szCs w:val="18"/>
+                <w:rtl w:val="0"/>
+              </w:rPr>
+              <w:t xml:space="preserve">6</w:t>
+            </w:r>
+            <w:r>
+              <w:rPr>
+                <w:rtl w:val="0"/>
+              </w:rPr>
+            </w:r>
+          </w:p>
+        </w:tc>
+        <w:tc>
+          <w:tcPr>
+            <w:shd w:fill="f9f9f9" w:val="clear"/>
+          </w:tcPr>
+          <w:p>
+            <w:pPr>
+              <w:jc w:val="both"/>
+              <w:rPr/>
+            </w:pPr>
+            <w:r>
+              <w:rPr>
+                <w:sz w:val="18"/>
+                <w:szCs w:val="18"/>
+                <w:rtl w:val="0"/>
+              </w:rPr>
+              <w:t xml:space="preserve">Hệ thống dây dẫn và tiếp địa an toàn</w:t>
+            </w:r>
+            <w:r>
+              <w:rPr>
+                <w:rtl w:val="0"/>
+              </w:rPr>
+            </w:r>
+          </w:p>
+        </w:tc>
+        <w:tc>
+          <w:tcPr>
+            <w:shd w:fill="f9f9f9" w:val="clear"/>
+          </w:tcPr>
+          <w:p>
+            <w:pPr>
+              <w:jc w:val="center"/>
+              <w:rPr/>
+            </w:pPr>
+            <w:r>
+              <w:rPr>
+                <w:sz w:val="18"/>
+                <w:szCs w:val="18"/>
+                <w:rtl w:val="0"/>
+              </w:rPr>
+              <w:t xml:space="preserve">Bộ</w:t>
+            </w:r>
+            <w:r>
+              <w:rPr>
+                <w:rtl w:val="0"/>
+              </w:rPr>
+            </w:r>
+          </w:p>
+        </w:tc>
+        <w:tc>
+          <w:tcPr>
+            <w:shd w:fill="f9f9f9" w:val="clear"/>
+          </w:tcPr>
+          <w:p>
+            <w:pPr>
+              <w:jc w:val="center"/>
+              <w:rPr/>
+            </w:pPr>
+            <w:r>
+              <w:rPr>
+                <w:sz w:val="18"/>
+                <w:szCs w:val="18"/>
+                <w:rtl w:val="0"/>
+              </w:rPr>
+              <w:t xml:space="preserve">1</w:t>
+            </w:r>
+            <w:r>
+              <w:rPr>
+                <w:rtl w:val="0"/>
+              </w:rPr>
+            </w:r>
+          </w:p>
+        </w:tc>
+        <w:tc>
+          <w:tcPr>
+            <w:shd w:fill="f9f9f9" w:val="clear"/>
+          </w:tcPr>
+          <w:p>
+            <w:pPr>
+              <w:jc w:val="center"/>
+              <w:rPr/>
+            </w:pPr>
+            <w:r>
+              <w:rPr>
+                <w:sz w:val="18"/>
+                <w:szCs w:val="18"/>
+                <w:rtl w:val="0"/>
+              </w:rPr>
+              <w:t xml:space="preserve">10.000.000</w:t>
+            </w:r>
+            <w:r>
+              <w:rPr>
+                <w:rtl w:val="0"/>
+              </w:rPr>
+            </w:r>
+          </w:p>
+        </w:tc>
+        <w:tc>
+          <w:tcPr>
+            <w:shd w:fill="f9f9f9" w:val="clear"/>
+          </w:tcPr>
+          <w:p>
+            <w:pPr>
+              <w:jc w:val="center"/>
+              <w:rPr/>
+            </w:pPr>
+            <w:r>
+              <w:rPr>
+                <w:sz w:val="18"/>
+                <w:szCs w:val="18"/>
+                <w:rtl w:val="0"/>
+              </w:rPr>
+              <w:t xml:space="preserve">10.000.000</w:t>
+            </w:r>
+            <w:r>
+              <w:rPr>
+                <w:rtl w:val="0"/>
+              </w:rPr>
+            </w:r>
+          </w:p>
+        </w:tc>
+      </w:tr>
+      <w:tr>
+        <w:trPr>
+          <w:cantSplit w:val="0"/>
+          <w:tblHeader w:val="0"/>
+        </w:trPr>
+        <w:tc>
+          <w:tcPr/>
+          <w:p>
+            <w:pPr>
+              <w:jc w:val="center"/>
+              <w:rPr/>
+            </w:pPr>
+            <w:r>
+              <w:rPr>
+                <w:sz w:val="18"/>
+                <w:szCs w:val="18"/>
+                <w:rtl w:val="0"/>
+              </w:rPr>
+              <w:t xml:space="preserve">7</w:t>
+            </w:r>
+            <w:r>
+              <w:rPr>
+                <w:rtl w:val="0"/>
+              </w:rPr>
+            </w:r>
+          </w:p>
+        </w:tc>
+        <w:tc>
+          <w:tcPr/>
+          <w:p>
+            <w:pPr>
+              <w:jc w:val="both"/>
+              <w:rPr/>
+            </w:pPr>
+            <w:r>
+              <w:rPr>
+                <w:sz w:val="18"/>
+                <w:szCs w:val="18"/>
+                <w:rtl w:val="0"/>
+              </w:rPr>
+              <w:t xml:space="preserve">Vận chuyển &amp; Nhân công lắp đặt trọn gói</w:t>
+            </w:r>
+            <w:r>
+              <w:rPr>
+                <w:rtl w:val="0"/>
+              </w:rPr>
+            </w:r>
+          </w:p>
+        </w:tc>
+        <w:tc>
+          <w:tcPr/>
+          <w:p>
+            <w:pPr>
+              <w:jc w:val="center"/>
+              <w:rPr/>
+            </w:pPr>
+            <w:r>
+              <w:rPr>
+                <w:sz w:val="18"/>
+                <w:szCs w:val="18"/>
+                <w:rtl w:val="0"/>
+              </w:rPr>
+              <w:t xml:space="preserve">Lần</w:t>
+            </w:r>
+            <w:r>
+              <w:rPr>
+                <w:rtl w:val="0"/>
+              </w:rPr>
+            </w:r>
+          </w:p>
+        </w:tc>
+        <w:tc>
+          <w:tcPr/>
+          <w:p>
+            <w:pPr>
+              <w:jc w:val="center"/>
+              <w:rPr/>
+            </w:pPr>
+            <w:r>
+              <w:rPr>
+                <w:sz w:val="18"/>
+                <w:szCs w:val="18"/>
+                <w:rtl w:val="0"/>
+              </w:rPr>
+              <w:t xml:space="preserve">1</w:t>
+            </w:r>
+            <w:r>
+              <w:rPr>
+                <w:rtl w:val="0"/>
+              </w:rPr>
+            </w:r>
+          </w:p>
+        </w:tc>
+        <w:tc>
+          <w:tcPr/>
+          <w:p>
+            <w:pPr>
+              <w:jc w:val="center"/>
+              <w:rPr/>
+            </w:pPr>
+            <w:r>
+              <w:rPr>
+                <w:sz w:val="18"/>
+                <w:szCs w:val="18"/>
+                <w:rtl w:val="0"/>
+              </w:rPr>
+              <w:t xml:space="preserve">10.000.000</w:t>
+            </w:r>
+            <w:r>
+              <w:rPr>
+                <w:rtl w:val="0"/>
+              </w:rPr>
+            </w:r>
+          </w:p>
+        </w:tc>
+        <w:tc>
+          <w:tcPr/>
+          <w:p>
+            <w:pPr>
+              <w:jc w:val="center"/>
+              <w:rPr/>
+            </w:pPr>
+            <w:r>
+              <w:rPr>
+                <w:sz w:val="18"/>
+                <w:szCs w:val="18"/>
+                <w:rtl w:val="0"/>
+              </w:rPr>
+              <w:t xml:space="preserve">10.000.000</w:t>
+            </w:r>
+            <w:r>
+              <w:rPr>
+                <w:rtl w:val="0"/>
+              </w:rPr>
+            </w:r>
+          </w:p>
+        </w:tc>
+      </w:tr>
+      <w:tr>
+        <w:trPr>
+          <w:cantSplit w:val="0"/>
+          <w:tblHeader w:val="0"/>
+        </w:trPr>
+        <w:tc>
+          <w:tcPr>
             <w:gridSpan w:val="5"/>
             <w:shd w:fill="f2f2f2" w:val="clear"/>
           </w:tcPr>
@@ -559,7 +1409,24 @@
         <w:rPr/>
       </w:pPr>
       <w:r>
-        <w:t>Chương trình hỗ trợ tín dụng xanh từ Shinhan Bank với hạn mức tối đa {{ loan_amount }} (thủ tục trực tuyến, phê duyệt nhanh trong 15 phút):</w:t>
+        <w:rPr>
+          <w:rtl w:val="0"/>
+        </w:rPr>
+        <w:t xml:space="preserve">Chương trình hỗ trợ tín dụng xanh từ Shinhan Bank với hạn mức tối đa </w:t>
+      </w:r>
+      <w:r>
+        <w:rPr>
+          <w:b w:val="1"/>
+          <w:bCs w:val="1"/>
+          <w:rtl w:val="0"/>
+        </w:rPr>
+        <w:t xml:space="preserve">100.000.000 VNĐ</w:t>
+      </w:r>
+      <w:r>
+        <w:rPr>
+          <w:rtl w:val="0"/>
+        </w:rPr>
+        <w:t xml:space="preserve"> (thủ tục trực tuyến, phê duyệt nhanh trong 15 phút):</w:t>
       </w:r>
     </w:p>
     <w:p>
@@ -571,7 +1438,18 @@
         <w:ind w:left="720" w:hanging="360"/>
       </w:pPr>
       <w:r>
-        <w:t>Tổng chi phí trọn gói: {{ total_price }}</w:t>
+        <w:rPr>
+          <w:b w:val="1"/>
+          <w:bCs w:val="1"/>
+          <w:rtl w:val="0"/>
+        </w:rPr>
+        <w:t xml:space="preserve">Tổng chi phí trọn gói: </w:t>
+      </w:r>
+      <w:r>
+        <w:rPr>
+          <w:rtl w:val="0"/>
+        </w:rPr>
+        <w:t xml:space="preserve">329.300.000 VNĐ</w:t>
       </w:r>
     </w:p>
     <w:p>
@@ -583,7 +1461,18 @@
         <w:ind w:left="720" w:hanging="360"/>
       </w:pPr>
       <w:r>
-        <w:t>Số tiền đóng trước: {{ upfront_price }}</w:t>
+        <w:rPr>
+          <w:b w:val="1"/>
+          <w:bCs w:val="1"/>
+          <w:rtl w:val="0"/>
+        </w:rPr>
+        <w:t xml:space="preserve">Số tiền đóng trước: </w:t>
+      </w:r>
+      <w:r>
+        <w:rPr>
+          <w:rtl w:val="0"/>
+        </w:rPr>
+        <w:t xml:space="preserve">229.300.000 VNĐ</w:t>
       </w:r>
     </w:p>
     <w:p>
@@ -595,7 +1484,18 @@
         <w:ind w:left="720" w:hanging="360"/>
       </w:pPr>
       <w:r>
-        <w:t>Khoản vay hỗ trợ: {{ loan_amount }}</w:t>
+        <w:rPr>
+          <w:b w:val="1"/>
+          <w:bCs w:val="1"/>
+          <w:rtl w:val="0"/>
+        </w:rPr>
+        <w:t xml:space="preserve">Khoản vay hỗ trợ: </w:t>
+      </w:r>
+      <w:r>
+        <w:rPr>
+          <w:rtl w:val="0"/>
+        </w:rPr>
+        <w:t xml:space="preserve">100.000.000 VNĐ</w:t>
       </w:r>
     </w:p>
     <w:p>
